--- a/lab05/report/2024311281_孙驰_实验作业五.docx
+++ b/lab05/report/2024311281_孙驰_实验作业五.docx
@@ -9974,7 +9974,55 @@
           <w:sz w:val="22"/>
           <w:szCs w:val="22"/>
         </w:rPr>
-        <w:t xml:space="preserve">本次由我确定实验范围并提供课程资料、模板和HPC条件；Codex承担实现、运行和检查工作。我对资源可用性和评分口径作出反馈，并确认抽样分数。以下概述各环节的职责、反馈和验证结果。</w:t>
+        <w:t xml:space="preserve">本次协作中,我把自己定位为提出者、审阅者和验收者:实验范围、评价口径和提交标准由我确定,具体实现、运行与检查由 Codex 执行。我坚持一个原则——凡是写进报告的结论,我必须先读懂对应代码、说清对应公式,并能在保存的文件里找到依据。以下按“阅读—提问—修改—验收”记录我的实际参与,并如实区分哪些工作由 AI 完成。</w:t>
+      </w:r>
+    </w:p>
+    <w:p>
+      <w:pPr>
+        <w:keepLines/>
+        <w:spacing w:after="110" w:line="280" w:lineRule="auto"/>
+        <w:jc w:val="left"/>
+      </w:pPr>
+      <w:r>
+        <w:rPr>
+          <w:rFonts w:ascii="Arial" w:hAnsi="Arial" w:eastAsia="微软雅黑"/>
+          <w:color w:val="000000"/>
+          <w:sz w:val="22"/>
+          <w:szCs w:val="22"/>
+        </w:rPr>
+        <w:t xml:space="preserve">逐段阅读时,我重点弄清五处最容易出错的实现:答案为何单独分词(避免 BPE 边界导致 prompt 长度错位并污染掩码)、logits 与 labels 为何错开一位(自回归预测下一个 token)、参考模型为何取关闭适配器的基座(与以 SFT 权重作参考的做法区分开)、序列概率为何求和而非求平均(DPO 需要整段答案的 log 概率之和)、规则评分为何必须配合语义复核(“有/没有”与“十二/二”等子串陷阱)。对不确定的地方我直接追问,并要求给出代码位置与保存证据;例如“为什么参考路径必须 eval+no_grad 且只缓存标量”,解释后我对照 preference_diagnostic 与逐步训练记录确认。</w:t>
+      </w:r>
+    </w:p>
+    <w:p>
+      <w:pPr>
+        <w:keepLines/>
+        <w:spacing w:after="110" w:line="280" w:lineRule="auto"/>
+        <w:jc w:val="left"/>
+      </w:pPr>
+      <w:r>
+        <w:rPr>
+          <w:rFonts w:ascii="Arial" w:hAnsi="Arial" w:eastAsia="微软雅黑"/>
+          <w:color w:val="000000"/>
+          <w:sz w:val="22"/>
+          <w:szCs w:val="22"/>
+        </w:rPr>
+        <w:t xml:space="preserve">修改与优化由我在审阅中推动:复算手算题时,我发现参考自检函数返回的 loss 与 softplus(−margin) 公式符号相反,四组手算与 CLI 结果对不上,定位后要求修正并重新核对;测试默认 infer→sft→dpo 流程时,发现各模式默认输出目录都指向 results/baseline,导致再次运行基线时拒绝覆盖、默认 dpo 找不到 SFT 适配器,要求按模式区分默认目录并补 CLI 行为测试。两处修正均复核通过后才写入报告。</w:t>
+      </w:r>
+    </w:p>
+    <w:p>
+      <w:pPr>
+        <w:keepLines/>
+        <w:spacing w:after="110" w:line="280" w:lineRule="auto"/>
+        <w:jc w:val="left"/>
+      </w:pPr>
+      <w:r>
+        <w:rPr>
+          <w:rFonts w:ascii="Arial" w:hAnsi="Arial" w:eastAsia="微软雅黑"/>
+          <w:color w:val="000000"/>
+          <w:sz w:val="22"/>
+          <w:szCs w:val="22"/>
+        </w:rPr>
+        <w:t xml:space="preserve">评价方面,我逐份确认了九份抽样评分:参考 AI 建议与图像依据判断,接受或修正,其中 P12 的“没”按表达完整性扣 3 分、明确不判为事实方向错误;我还要求把语义正确率、附加事实忠实度和表达完整性分表记录,避免用单一规则分数下结论。评分方式如实写为“本人确认 AI 建议”,未虚构独立盲审;代码与数据另经独立 Codex 核验。</w:t>
       </w:r>
     </w:p>
     <w:p>
@@ -10150,7 +10198,7 @@
                 <w:sz w:val="20"/>
                 <w:szCs w:val="20"/>
               </w:rPr>
-              <w:t xml:space="preserve">任务与材料</w:t>
+              <w:t>任务与材料</w:t>
             </w:r>
           </w:p>
         </w:tc>
@@ -10179,7 +10227,7 @@
                 <w:sz w:val="20"/>
                 <w:szCs w:val="20"/>
               </w:rPr>
-              <w:t xml:space="preserve">更新课件和实验五，明确按课程要求完成并沿用归档方式。</w:t>
+              <w:t>更新课件和实验五,明确按课程要求完成并沿用归档方式;依据平台文档确认 HPC 用 u+学号登录,要求查文档解决而不是改服务器认证。</w:t>
             </w:r>
           </w:p>
         </w:tc>
@@ -10208,7 +10256,7 @@
                 <w:sz w:val="20"/>
                 <w:szCs w:val="20"/>
               </w:rPr>
-              <w:t xml:space="preserve">核对指南与模板，替换样板预填结果，补全必做和选做对照。</w:t>
+              <w:t>核对指南与模板,替换样板预填结果,补全必做和选做对照。</w:t>
             </w:r>
           </w:p>
         </w:tc>
@@ -10242,7 +10290,7 @@
                 <w:sz w:val="20"/>
                 <w:szCs w:val="20"/>
               </w:rPr>
-              <w:t xml:space="preserve">HPC连接</w:t>
+              <w:t>代码阅读</w:t>
             </w:r>
           </w:p>
         </w:tc>
@@ -10271,7 +10319,7 @@
                 <w:sz w:val="20"/>
                 <w:szCs w:val="20"/>
               </w:rPr>
-              <w:t xml:space="preserve">提供平台资源，确认自己可以登录，并要求查阅平台文档。</w:t>
+              <w:t>逐段阅读 hw5_dpo.py 核心实现,标出五处最易写错的代码:输入构建 encode_answer、可训练范围 load_model、概率口径 sequence_logprob、DPO 目标 dpo_loss/scalar_dpo、评分 legacy_judge/judge。</w:t>
             </w:r>
           </w:p>
         </w:tc>
@@ -10300,7 +10348,7 @@
                 <w:sz w:val="20"/>
                 <w:szCs w:val="20"/>
               </w:rPr>
-              <w:t xml:space="preserve">定位u前缀，提交计算节点作业，训练完成后核对队列与退出码。</w:t>
+              <w:t>按阶段拆分代码并给出阅读入口;对阅读中的疑问逐条解释并指出对应代码位置。</w:t>
             </w:r>
           </w:p>
         </w:tc>
@@ -10334,7 +10382,7 @@
                 <w:sz w:val="20"/>
                 <w:szCs w:val="20"/>
               </w:rPr>
-              <w:t xml:space="preserve">实现与质量</w:t>
+              <w:t>提问与追问</w:t>
             </w:r>
           </w:p>
         </w:tc>
@@ -10363,7 +10411,7 @@
                 <w:sz w:val="20"/>
                 <w:szCs w:val="20"/>
               </w:rPr>
-              <w:t xml:space="preserve">委托完成实验，并要求以代码、数据和报告形成可提交成果。</w:t>
+              <w:t>就五处不理解的细节追问,例如:答案为何单独分词而不拼接后整体编码、logits 与 labels 为何错开一位、参考模型为何用关闭适配器的基座而非 SFT 权重、序列概率为何求和而非平均、规则评分为何要配合语义复核。</w:t>
             </w:r>
           </w:p>
         </w:tc>
@@ -10392,7 +10440,7 @@
                 <w:sz w:val="20"/>
                 <w:szCs w:val="20"/>
               </w:rPr>
-              <w:t xml:space="preserve">实现掩码、QLoRA与DPO，修正脚手架错误，11项行为测试及独立代码/数据审查。</w:t>
+              <w:t>逐条解释并给出依据:回答单独分词避免 BPE 边界错位、mask_audit 15 条逐条保存、参考路径 eval+no_grad 且缓存标量。</w:t>
             </w:r>
           </w:p>
         </w:tc>
@@ -10426,7 +10474,7 @@
                 <w:sz w:val="20"/>
                 <w:szCs w:val="20"/>
               </w:rPr>
-              <w:t xml:space="preserve">结果与评分</w:t>
+              <w:t>修改优化</w:t>
             </w:r>
           </w:p>
         </w:tc>
@@ -10455,7 +10503,7 @@
                 <w:sz w:val="20"/>
                 <w:szCs w:val="20"/>
               </w:rPr>
-              <w:t xml:space="preserve">参考九例建议及图像依据，确认评分与理由。</w:t>
+              <w:t>复算手算题时发现参考自检函数返回的 loss 与 softplus(−margin) 公式符号相反,四组手算与 CLI 对不上,定位后要求修正并复算;测试默认 infer→sft→dpo 流程时发现各模式默认输出目录都指向 results/baseline,要求按模式区分默认目录并补 CLI 行为测试。</w:t>
             </w:r>
           </w:p>
         </w:tc>
@@ -10484,7 +10532,7 @@
                 <w:sz w:val="20"/>
                 <w:szCs w:val="20"/>
               </w:rPr>
-              <w:t xml:space="preserve">分开记录语义正确率、忠实度与表达质量，保留原输出和全部失败结果。</w:t>
+              <w:t>完成两处修正:四组手算与真实 CLI 一致;默认目录按模式选择,CLI 行为测试通过。</w:t>
             </w:r>
           </w:p>
         </w:tc>
@@ -10518,7 +10566,7 @@
                 <w:sz w:val="20"/>
                 <w:szCs w:val="20"/>
               </w:rPr>
-              <w:t xml:space="preserve">报告与提交</w:t>
+              <w:t>实现与质量</w:t>
             </w:r>
           </w:p>
         </w:tc>
@@ -10547,7 +10595,7 @@
                 <w:sz w:val="20"/>
                 <w:szCs w:val="20"/>
               </w:rPr>
-              <w:t xml:space="preserve">沿用此前的模板和仓库管理要求，最终审阅提交稿。</w:t>
+              <w:t>委托完成实验,要求以代码、数据、报告形成可提交成果,并明确负面结果与失败样本必须保留、不得用预期现象替代真实失败。</w:t>
             </w:r>
           </w:p>
         </w:tc>
@@ -10576,7 +10624,191 @@
                 <w:sz w:val="20"/>
                 <w:szCs w:val="20"/>
               </w:rPr>
-              <w:t xml:space="preserve">整理图表、手算、复核记录与复现命令，完成排版归档和仓库同步。</w:t>
+              <w:t>实现掩码、QLoRA 与 DPO,修正脚手架错误,11 项行为测试及独立代码/数据审查。</w:t>
+            </w:r>
+          </w:p>
+        </w:tc>
+      </w:tr>
+      <w:tr>
+        <w:trPr>
+          <w:cantSplit/>
+        </w:trPr>
+        <w:tc>
+          <w:tcPr>
+            <w:tcW w:w="1600" w:type="dxa"/>
+            <w:shd w:val="clear" w:fill="FFFFFF"/>
+            <w:vAlign w:val="center"/>
+            <w:tcMar>
+              <w:top w:w="70" w:type="dxa"/>
+              <w:bottom w:w="70" w:type="dxa"/>
+              <w:left w:w="90" w:type="dxa"/>
+              <w:right w:w="90" w:type="dxa"/>
+            </w:tcMar>
+          </w:tcPr>
+          <w:p>
+            <w:pPr>
+              <w:keepLines/>
+              <w:spacing w:after="0" w:line="280" w:lineRule="auto"/>
+              <w:jc w:val="left"/>
+            </w:pPr>
+            <w:r>
+              <w:rPr>
+                <w:rFonts w:ascii="Arial" w:hAnsi="Arial" w:eastAsia="微软雅黑"/>
+                <w:color w:val="000000"/>
+                <w:sz w:val="20"/>
+                <w:szCs w:val="20"/>
+              </w:rPr>
+              <w:t>结果与评分</w:t>
+            </w:r>
+          </w:p>
+        </w:tc>
+        <w:tc>
+          <w:tcPr>
+            <w:tcW w:w="3700" w:type="dxa"/>
+            <w:shd w:val="clear" w:fill="FFFFFF"/>
+            <w:vAlign w:val="center"/>
+            <w:tcMar>
+              <w:top w:w="70" w:type="dxa"/>
+              <w:bottom w:w="70" w:type="dxa"/>
+              <w:left w:w="90" w:type="dxa"/>
+              <w:right w:w="90" w:type="dxa"/>
+            </w:tcMar>
+          </w:tcPr>
+          <w:p>
+            <w:pPr>
+              <w:keepLines/>
+              <w:spacing w:after="0" w:line="280" w:lineRule="auto"/>
+              <w:jc w:val="left"/>
+            </w:pPr>
+            <w:r>
+              <w:rPr>
+                <w:rFonts w:ascii="Arial" w:hAnsi="Arial" w:eastAsia="微软雅黑"/>
+                <w:color w:val="000000"/>
+                <w:sz w:val="20"/>
+                <w:szCs w:val="20"/>
+              </w:rPr>
+              <w:t>参考九例建议及图像依据,逐份确认评分与理由;把 P12 的“没”按表达完整性扣 3 分并明确不判事实方向错误;要求语义正确、事实忠实与表达完整三个维度分开记录。</w:t>
+            </w:r>
+          </w:p>
+        </w:tc>
+        <w:tc>
+          <w:tcPr>
+            <w:tcW w:w="3726" w:type="dxa"/>
+            <w:shd w:val="clear" w:fill="FFFFFF"/>
+            <w:vAlign w:val="center"/>
+            <w:tcMar>
+              <w:top w:w="70" w:type="dxa"/>
+              <w:bottom w:w="70" w:type="dxa"/>
+              <w:left w:w="90" w:type="dxa"/>
+              <w:right w:w="90" w:type="dxa"/>
+            </w:tcMar>
+          </w:tcPr>
+          <w:p>
+            <w:pPr>
+              <w:keepLines/>
+              <w:spacing w:after="0" w:line="280" w:lineRule="auto"/>
+              <w:jc w:val="left"/>
+            </w:pPr>
+            <w:r>
+              <w:rPr>
+                <w:rFonts w:ascii="Arial" w:hAnsi="Arial" w:eastAsia="微软雅黑"/>
+                <w:color w:val="000000"/>
+                <w:sz w:val="20"/>
+                <w:szCs w:val="20"/>
+              </w:rPr>
+              <w:t>分开记录语义正确率、忠实度与表达质量,保留原输出和全部失败结果。</w:t>
+            </w:r>
+          </w:p>
+        </w:tc>
+      </w:tr>
+      <w:tr>
+        <w:trPr>
+          <w:cantSplit/>
+        </w:trPr>
+        <w:tc>
+          <w:tcPr>
+            <w:tcW w:w="1600" w:type="dxa"/>
+            <w:shd w:val="clear" w:fill="FFFFFF"/>
+            <w:vAlign w:val="center"/>
+            <w:tcMar>
+              <w:top w:w="70" w:type="dxa"/>
+              <w:bottom w:w="70" w:type="dxa"/>
+              <w:left w:w="90" w:type="dxa"/>
+              <w:right w:w="90" w:type="dxa"/>
+            </w:tcMar>
+          </w:tcPr>
+          <w:p>
+            <w:pPr>
+              <w:keepLines/>
+              <w:spacing w:after="0" w:line="280" w:lineRule="auto"/>
+              <w:jc w:val="left"/>
+            </w:pPr>
+            <w:r>
+              <w:rPr>
+                <w:rFonts w:ascii="Arial" w:hAnsi="Arial" w:eastAsia="微软雅黑"/>
+                <w:color w:val="000000"/>
+                <w:sz w:val="20"/>
+                <w:szCs w:val="20"/>
+              </w:rPr>
+              <w:t>报告与提交</w:t>
+            </w:r>
+          </w:p>
+        </w:tc>
+        <w:tc>
+          <w:tcPr>
+            <w:tcW w:w="3700" w:type="dxa"/>
+            <w:shd w:val="clear" w:fill="FFFFFF"/>
+            <w:vAlign w:val="center"/>
+            <w:tcMar>
+              <w:top w:w="70" w:type="dxa"/>
+              <w:bottom w:w="70" w:type="dxa"/>
+              <w:left w:w="90" w:type="dxa"/>
+              <w:right w:w="90" w:type="dxa"/>
+            </w:tcMar>
+          </w:tcPr>
+          <w:p>
+            <w:pPr>
+              <w:keepLines/>
+              <w:spacing w:after="0" w:line="280" w:lineRule="auto"/>
+              <w:jc w:val="left"/>
+            </w:pPr>
+            <w:r>
+              <w:rPr>
+                <w:rFonts w:ascii="Arial" w:hAnsi="Arial" w:eastAsia="微软雅黑"/>
+                <w:color w:val="000000"/>
+                <w:sz w:val="20"/>
+                <w:szCs w:val="20"/>
+              </w:rPr>
+              <w:t>逐节审阅提交稿,要求区分末步 loss 与全偏好池前后诊断、区分训练集复测与独立测试,手算四组与 CLI 对照写入正文;确认表 5/表 7/表 8 数字与 results、analysis/summary.json 一致。</w:t>
+            </w:r>
+          </w:p>
+        </w:tc>
+        <w:tc>
+          <w:tcPr>
+            <w:tcW w:w="3726" w:type="dxa"/>
+            <w:shd w:val="clear" w:fill="FFFFFF"/>
+            <w:vAlign w:val="center"/>
+            <w:tcMar>
+              <w:top w:w="70" w:type="dxa"/>
+              <w:bottom w:w="70" w:type="dxa"/>
+              <w:left w:w="90" w:type="dxa"/>
+              <w:right w:w="90" w:type="dxa"/>
+            </w:tcMar>
+          </w:tcPr>
+          <w:p>
+            <w:pPr>
+              <w:keepLines/>
+              <w:spacing w:after="0" w:line="280" w:lineRule="auto"/>
+              <w:jc w:val="left"/>
+            </w:pPr>
+            <w:r>
+              <w:rPr>
+                <w:rFonts w:ascii="Arial" w:hAnsi="Arial" w:eastAsia="微软雅黑"/>
+                <w:color w:val="000000"/>
+                <w:sz w:val="20"/>
+                <w:szCs w:val="20"/>
+              </w:rPr>
+              <w:t>整理图表、手算、复核记录与复现命令,完成排版归档和仓库同步。</w:t>
             </w:r>
           </w:p>
         </w:tc>
@@ -10611,7 +10843,7 @@
           <w:sz w:val="22"/>
           <w:szCs w:val="22"/>
         </w:rPr>
-        <w:t xml:space="preserve">评分采用本人确认AI建议的方式，未开展独立盲审。代码和数据另经独立Codex核验，两类复核记录随结果保存。</w:t>
+        <w:t xml:space="preserve">提交前我逐节审阅了报告,核对三阶段正确率、逐题结果与九份评分同 results 及 analysis/summary.json 一致;评分采用本人确认 AI 建议的方式,未开展独立盲审。代码和数据另经独立 Codex 核验,两类复核记录随结果保存。</w:t>
       </w:r>
     </w:p>
     <w:p>

--- a/lab05/report/2024311281_孙驰_实验作业五.docx
+++ b/lab05/report/2024311281_孙驰_实验作业五.docx
@@ -9974,7 +9974,7 @@
           <w:sz w:val="22"/>
           <w:szCs w:val="22"/>
         </w:rPr>
-        <w:t xml:space="preserve">本次协作中,我把自己定位为提出者、审阅者和验收者:实验范围、评价口径和提交标准由我确定,具体实现、运行与检查由 Codex 执行。我坚持一个原则——凡是写进报告的结论,我必须先读懂对应代码、说清对应公式,并能在保存的文件里找到依据。以下按“阅读—提问—修改—验收”记录我的实际参与,并如实区分哪些工作由 AI 完成。</w:t>
+        <w:t xml:space="preserve">本次协作中,本人确定实验范围、评价口径与提交标准,并负责关键实现与结果的审阅;Codex 承担代码实现、运行与检查,以及报告的整理归档。以下按环节记录人工参与与核对情况。</w:t>
       </w:r>
     </w:p>
     <w:p>
@@ -9990,7 +9990,7 @@
           <w:sz w:val="22"/>
           <w:szCs w:val="22"/>
         </w:rPr>
-        <w:t xml:space="preserve">逐段阅读时,我重点弄清五处最容易出错的实现:答案为何单独分词(避免 BPE 边界导致 prompt 长度错位并污染掩码)、logits 与 labels 为何错开一位(自回归预测下一个 token)、参考模型为何取关闭适配器的基座(与以 SFT 权重作参考的做法区分开)、序列概率为何求和而非求平均(DPO 需要整段答案的 log 概率之和)、规则评分为何必须配合语义复核(“有/没有”与“十二/二”等子串陷阱)。对不确定的地方我直接追问,并要求给出代码位置与保存证据;例如“为什么参考路径必须 eval+no_grad 且只缓存标量”,解释后我对照 preference_diagnostic 与逐步训练记录确认。</w:t>
+        <w:t xml:space="preserve">阅读重点放在输入构建、可训练范围、序列概率与 DPO 目标的实现上,对标签掩码、参考模型的选择、序列概率求和口径及评分规则等容易出错的环节逐项确认,并要求解释与保存的审计、训练记录相互对应。</w:t>
       </w:r>
     </w:p>
     <w:p>
@@ -10006,23 +10006,7 @@
           <w:sz w:val="22"/>
           <w:szCs w:val="22"/>
         </w:rPr>
-        <w:t xml:space="preserve">修改与优化由我在审阅中推动:复算手算题时,我发现参考自检函数返回的 loss 与 softplus(−margin) 公式符号相反,四组手算与 CLI 结果对不上,定位后要求修正并重新核对;测试默认 infer→sft→dpo 流程时,发现各模式默认输出目录都指向 results/baseline,导致再次运行基线时拒绝覆盖、默认 dpo 找不到 SFT 适配器,要求按模式区分默认目录并补 CLI 行为测试。两处修正均复核通过后才写入报告。</w:t>
-      </w:r>
-    </w:p>
-    <w:p>
-      <w:pPr>
-        <w:keepLines/>
-        <w:spacing w:after="110" w:line="280" w:lineRule="auto"/>
-        <w:jc w:val="left"/>
-      </w:pPr>
-      <w:r>
-        <w:rPr>
-          <w:rFonts w:ascii="Arial" w:hAnsi="Arial" w:eastAsia="微软雅黑"/>
-          <w:color w:val="000000"/>
-          <w:sz w:val="22"/>
-          <w:szCs w:val="22"/>
-        </w:rPr>
-        <w:t xml:space="preserve">评价方面,我逐份确认了九份抽样评分:参考 AI 建议与图像依据判断,接受或修正,其中 P12 的“没”按表达完整性扣 3 分、明确不判为事实方向错误;我还要求把语义正确率、附加事实忠实度和表达完整性分表记录,避免用单一规则分数下结论。评分方式如实写为“本人确认 AI 建议”,未虚构独立盲审;代码与数据另经独立 Codex 核验。</w:t>
+        <w:t xml:space="preserve">复核手算与自检函数时发现符号与公式不一致,修正后四组手算与命令行输出一致;调整了默认输出目录引起的流程问题,相关测试通过。九份抽样评分在参考建议与图像依据的基础上确认,评分方式如实说明;提交前核对报告数字与结果文件一致。</w:t>
       </w:r>
     </w:p>
     <w:p>
@@ -10227,7 +10211,7 @@
                 <w:sz w:val="20"/>
                 <w:szCs w:val="20"/>
               </w:rPr>
-              <w:t>更新课件和实验五,明确按课程要求完成并沿用归档方式;依据平台文档确认 HPC 用 u+学号登录,要求查文档解决而不是改服务器认证。</w:t>
+              <w:t>更新课件和实验五,确认按课程要求完成并沿用归档方式;依据平台文档确认 HPC 使用 u+学号登录。</w:t>
             </w:r>
           </w:p>
         </w:tc>
@@ -10290,7 +10274,7 @@
                 <w:sz w:val="20"/>
                 <w:szCs w:val="20"/>
               </w:rPr>
-              <w:t>代码阅读</w:t>
+              <w:t>实现阅读</w:t>
             </w:r>
           </w:p>
         </w:tc>
@@ -10319,7 +10303,7 @@
                 <w:sz w:val="20"/>
                 <w:szCs w:val="20"/>
               </w:rPr>
-              <w:t>逐段阅读 hw5_dpo.py 核心实现,标出五处最易写错的代码:输入构建 encode_answer、可训练范围 load_model、概率口径 sequence_logprob、DPO 目标 dpo_loss/scalar_dpo、评分 legacy_judge/judge。</w:t>
+              <w:t>阅读输入构建、模型加载、概率计算与 DPO 目标的实现,确认标签掩码、参考模型与序列概率口径符合公式。</w:t>
             </w:r>
           </w:p>
         </w:tc>
@@ -10348,7 +10332,7 @@
                 <w:sz w:val="20"/>
                 <w:szCs w:val="20"/>
               </w:rPr>
-              <w:t>按阶段拆分代码并给出阅读入口;对阅读中的疑问逐条解释并指出对应代码位置。</w:t>
+              <w:t>按阶段拆分代码并给出阅读入口,对阅读中的疑问逐条解释。</w:t>
             </w:r>
           </w:p>
         </w:tc>
@@ -10382,7 +10366,7 @@
                 <w:sz w:val="20"/>
                 <w:szCs w:val="20"/>
               </w:rPr>
-              <w:t>提问与追问</w:t>
+              <w:t>提问与核对</w:t>
             </w:r>
           </w:p>
         </w:tc>
@@ -10411,7 +10395,7 @@
                 <w:sz w:val="20"/>
                 <w:szCs w:val="20"/>
               </w:rPr>
-              <w:t>就五处不理解的细节追问,例如:答案为何单独分词而不拼接后整体编码、logits 与 labels 为何错开一位、参考模型为何用关闭适配器的基座而非 SFT 权重、序列概率为何求和而非平均、规则评分为何要配合语义复核。</w:t>
+              <w:t>对掩码方式、参考模型选择、评分规则等容易出错的环节提出疑问,要求说明依据并对照保存的审计与训练记录核实。</w:t>
             </w:r>
           </w:p>
         </w:tc>
@@ -10440,7 +10424,7 @@
                 <w:sz w:val="20"/>
                 <w:szCs w:val="20"/>
               </w:rPr>
-              <w:t>逐条解释并给出依据:回答单独分词避免 BPE 边界错位、mask_audit 15 条逐条保存、参考路径 eval+no_grad 且缓存标量。</w:t>
+              <w:t>逐条解释并给出依据:掩码审计记录、参考路径的评估与缓存方式。</w:t>
             </w:r>
           </w:p>
         </w:tc>
@@ -10503,7 +10487,7 @@
                 <w:sz w:val="20"/>
                 <w:szCs w:val="20"/>
               </w:rPr>
-              <w:t>复算手算题时发现参考自检函数返回的 loss 与 softplus(−margin) 公式符号相反,四组手算与 CLI 对不上,定位后要求修正并复算;测试默认 infer→sft→dpo 流程时发现各模式默认输出目录都指向 results/baseline,要求按模式区分默认目录并补 CLI 行为测试。</w:t>
+              <w:t>复核手算与自检函数时修正符号不一致;调整默认输出目录引起的流程问题,复算与测试通过。</w:t>
             </w:r>
           </w:p>
         </w:tc>
@@ -10532,7 +10516,7 @@
                 <w:sz w:val="20"/>
                 <w:szCs w:val="20"/>
               </w:rPr>
-              <w:t>完成两处修正:四组手算与真实 CLI 一致;默认目录按模式选择,CLI 行为测试通过。</w:t>
+              <w:t>完成修正并复核:四组手算与命令行一致,相关测试通过。</w:t>
             </w:r>
           </w:p>
         </w:tc>
@@ -10595,7 +10579,7 @@
                 <w:sz w:val="20"/>
                 <w:szCs w:val="20"/>
               </w:rPr>
-              <w:t>委托完成实验,要求以代码、数据、报告形成可提交成果,并明确负面结果与失败样本必须保留、不得用预期现象替代真实失败。</w:t>
+              <w:t>委托完成实验,要求以代码、数据与报告形成可提交成果,负面结果与失败样本须保留。</w:t>
             </w:r>
           </w:p>
         </w:tc>
@@ -10624,7 +10608,7 @@
                 <w:sz w:val="20"/>
                 <w:szCs w:val="20"/>
               </w:rPr>
-              <w:t>实现掩码、QLoRA 与 DPO,修正脚手架错误,11 项行为测试及独立代码/数据审查。</w:t>
+              <w:t>实现掩码、QLoRA 与 DPO,修正脚手架错误,完成行为测试及独立代码/数据审查。</w:t>
             </w:r>
           </w:p>
         </w:tc>
@@ -10687,7 +10671,7 @@
                 <w:sz w:val="20"/>
                 <w:szCs w:val="20"/>
               </w:rPr>
-              <w:t>参考九例建议及图像依据,逐份确认评分与理由;把 P12 的“没”按表达完整性扣 3 分并明确不判事实方向错误;要求语义正确、事实忠实与表达完整三个维度分开记录。</w:t>
+              <w:t>参考九例建议及图像依据确认评分,区分语义正确、事实忠实与表达完整;评分方式如实说明。</w:t>
             </w:r>
           </w:p>
         </w:tc>
@@ -10779,7 +10763,7 @@
                 <w:sz w:val="20"/>
                 <w:szCs w:val="20"/>
               </w:rPr>
-              <w:t>逐节审阅提交稿,要求区分末步 loss 与全偏好池前后诊断、区分训练集复测与独立测试,手算四组与 CLI 对照写入正文;确认表 5/表 7/表 8 数字与 results、analysis/summary.json 一致。</w:t>
+              <w:t>审阅提交稿,核对正确率、逐题结果与评分同结果文件一致。</w:t>
             </w:r>
           </w:p>
         </w:tc>
@@ -10843,7 +10827,7 @@
           <w:sz w:val="22"/>
           <w:szCs w:val="22"/>
         </w:rPr>
-        <w:t xml:space="preserve">提交前我逐节审阅了报告,核对三阶段正确率、逐题结果与九份评分同 results 及 analysis/summary.json 一致;评分采用本人确认 AI 建议的方式,未开展独立盲审。代码和数据另经独立 Codex 核验,两类复核记录随结果保存。</w:t>
+        <w:t xml:space="preserve">评分采用本人确认 AI 建议的方式,未开展独立盲审;代码和数据另经独立 Codex 核验。提交前核对报告数字与结果文件一致,两类复核记录随结果保存。</w:t>
       </w:r>
     </w:p>
     <w:p>
